--- a/Science Books/Physics/Volume overview/37 - The Vacuum - Empty Space Is Not Empty.docx
+++ b/Science Books/Physics/Volume overview/37 - The Vacuum - Empty Space Is Not Empty.docx
@@ -103,7 +103,7 @@
     <w:p>
       <w:pPr/>
       <w:r>
-        <w:t>Heisenberg's uncertainty principle will not let a field sit perfectly still. A field with an exactly defined value and an exactly defined rate of change is not allowed. So even in its quietest state, a quantum field jitters.</w:t>
+        <w:t>Heisenberg's uncertainty principle — the rule that a system can never pin down a quantity and its own rate of change at the same time, both with perfect precision — will not let a field sit perfectly still. A field with an exactly defined value and an exactly defined rate of change is not allowed. So even in its quietest state, a quantum field jitters.</w:t>
       </w:r>
     </w:p>
     <w:p>
@@ -189,13 +189,13 @@
     <w:p>
       <w:pPr/>
       <w:r>
-        <w:t>Compare that theoretical number to what cosmology actually observes, and the two disagree by as much as 120 orders of magnitude, depending on where the calculation is cut off. Not twice as large. Not a thousand times too large. A number so large it is easier to write as an exponent than to say out loud.</w:t>
+        <w:t>Compare that theoretical number to what cosmology observes, and the two disagree by as much as 120 orders of magnitude, depending on where the calculation is cut off. Not twice as large. Not a thousand times too large. A number so large it is easier to write as an exponent than to say out loud.</w:t>
       </w:r>
     </w:p>
     <w:p>
       <w:pPr/>
       <w:r>
-        <w:t>This is the cosmological constant problem — sometimes called the worst quantitative prediction in the history of physics. Something is clearly cancelling almost all of that vacuum energy. Nobody has a confirmed explanation for why the cancellation is not complete, or why what remains has the tiny value it does.</w:t>
+        <w:t>This is the cosmological constant problem — sometimes called the worst quantitative prediction in the history of physics. Something must be cancelling almost all of that vacuum energy. Nobody has a confirmed explanation for why the cancellation is not complete, or why what remains has the tiny value it does.</w:t>
       </w:r>
     </w:p>
     <w:p>

--- a/Science Books/Physics/Volume overview/37 - The Vacuum - Empty Space Is Not Empty.docx
+++ b/Science Books/Physics/Volume overview/37 - The Vacuum - Empty Space Is Not Empty.docx
@@ -7,7 +7,7 @@
         <w:pStyle w:val="Title"/>
       </w:pPr>
       <w:r>
-        <w:t>Science for Everyone</w:t>
+        <w:t>Physics, Actually</w:t>
       </w:r>
     </w:p>
     <w:p>
